--- a/Patrick Mowrer.docx
+++ b/Patrick Mowrer.docx
@@ -211,7 +211,7 @@
     <w:bookmarkEnd w:id="quality-engineer"/>
     <w:p>
       <w:r>
-        <w:t xml:space="preserve">Adobe Systems</w:t>
+        <w:t xml:space="preserve">Adobe</w:t>
       </w:r>
     </w:p>
     <w:p>
